--- a/briefs/teachers-desk-briefs.docx
+++ b/briefs/teachers-desk-briefs.docx
@@ -1379,7 +1379,7 @@
         <w:spacing w:after="120"/>
       </w:pPr>
       <w:r>
-        <w:t>The wheel itself: roughly 8–24 wedges (matches roster size, with empty wedges or merging logic for small/large classes). Wedges alternate between two or three warm colors. Hard divider lines between wedges. Each wedge displays one student name in heavy chunky type. A central hub with chrome-or-brass detail. A pointer at the top, stationary, gold-and-cream. Pegs around the rim that the pointer clicks against.</w:t>
+        <w:t>The wheel itself: roughly 8–24 wedges (matches roster size, with empty wedges or merging logic for small/large classes). Wedges alternate between two or three warm colors. Hard divider lines between wedges. Each wedge displays one student name in heavy chunky type. A central hub with chrome-or-brass detail. A pointer at the right (3 o’clock), stationary, gold-and-cream. [Project deviation: the original brief said “top”; the implementation keeps the pointer on the right and that decision is permanent.] Pegs around the rim that the pointer clicks against.</w:t>
       </w:r>
     </w:p>
     <w:p>
@@ -1671,7 +1671,7 @@
         </w:numPr>
       </w:pPr>
       <w:r>
-        <w:t>All sourced from freesound.org, attributed in colophon</w:t>
+        <w:t>Peg click and landing thud sourced from freesound.org (CC0). Brassy fanfare from freesound.org (CC BY 4.0; attribution required). Wheel rumble is synthesized in the Web Audio API, no third-party clip. Attribution colophon lives at /about.html under “Sound credits.”</w:t>
       </w:r>
     </w:p>
     <w:p>
